--- a/src/content/poetry/07-vesna/ru.docx
+++ b/src/content/poetry/07-vesna/ru.docx
@@ -8,9 +8,10 @@
       </w:pPr>
       <w:r>
         <w:rPr>
-          <w:rStyle w:val="a6"/>
+          <w:bCs/>
+          <w:b/>
         </w:rPr>
-        <w:t>Весна (в духе Есенина)</w:t>
+        <w:t xml:space="preserve">Весна (в духе Есенина)</w:t>
       </w:r>
     </w:p>
     <w:p>
@@ -81,18 +82,20 @@
     </w:p>
     <w:p>
       <w:pPr>
-        <w:pStyle w:val="a5"/>
+        <w:spacing w:before="200"/>
+        <w:rPr>
+          <w:i/>
+          <w:iCs/>
+        </w:rPr>
       </w:pPr>
-      <w:proofErr w:type="spellStart"/>
-      <w:r>
-        <w:t>March</w:t>
-      </w:r>
-      <w:proofErr w:type="spellEnd"/>
-      <w:r>
-        <w:t xml:space="preserve"> 15, 2025 1:29 AM</w:t>
+      <w:r>
+        <w:rPr>
+          <w:i/>
+          <w:iCs/>
+        </w:rPr>
+        <w:t xml:space="preserve">14.03.2025, Сергей Панкратиус</w:t>
       </w:r>
     </w:p>
-    <w:p/>
     <w:sectPr>
       <w:pgSz w:w="11906" w:h="16838"/>
       <w:pgMar w:top="1134" w:right="850" w:bottom="1134" w:left="1701" w:header="708" w:footer="708" w:gutter="0"/>
